--- a/wwwroot/configsheets/Kontakte/Kontaktangaben.docx
+++ b/wwwroot/configsheets/Kontakte/Kontaktangaben.docx
@@ -4,14 +4,31 @@
   <w:body>
     <w:p>
       <w:r>
-        <w:t>Bei Fragen zu den Kursen kannst du bei folgenden Personen des </w:t>
+        <w:t xml:space="preserve">Bei Fragen zu den Kursen kannst du </w:t>
       </w:r>
+      <w:proofErr w:type="gramStart"/>
+      <w:r>
+        <w:t>bei folgenden</w:t>
+      </w:r>
+      <w:proofErr w:type="gramEnd"/>
+      <w:r>
+        <w:t> Personen des </w:t>
+      </w:r>
+      <w:proofErr w:type="spellStart"/>
       <w:r>
         <w:rPr>
           <w:b/>
           <w:bCs/>
         </w:rPr>
-        <w:t>FerienSpass-Teams </w:t>
+        <w:t>FerienSpass</w:t>
+      </w:r>
+      <w:proofErr w:type="spellEnd"/>
+      <w:r>
+        <w:rPr>
+          <w:b/>
+          <w:bCs/>
+        </w:rPr>
+        <w:t>-Teams </w:t>
       </w:r>
       <w:r>
         <w:t>nachfragen:</w:t>
@@ -57,12 +74,21 @@
             <w:hideMark/>
           </w:tcPr>
           <w:p>
+            <w:proofErr w:type="spellStart"/>
             <w:r>
               <w:rPr>
                 <w:b/>
                 <w:bCs/>
               </w:rPr>
-              <w:t>FerienSpass-Team</w:t>
+              <w:t>FerienSpass</w:t>
+            </w:r>
+            <w:proofErr w:type="spellEnd"/>
+            <w:r>
+              <w:rPr>
+                <w:b/>
+                <w:bCs/>
+              </w:rPr>
+              <w:t>-Team</w:t>
             </w:r>
           </w:p>
         </w:tc>
@@ -608,7 +634,15 @@
     </w:p>
     <w:p>
       <w:r>
-        <w:t>Dein FerienSpass-Team</w:t>
+        <w:t xml:space="preserve">Dein </w:t>
+      </w:r>
+      <w:proofErr w:type="spellStart"/>
+      <w:r>
+        <w:t>FerienSpass</w:t>
+      </w:r>
+      <w:proofErr w:type="spellEnd"/>
+      <w:r>
+        <w:t>-Team</w:t>
       </w:r>
     </w:p>
     <w:p>
@@ -625,66 +659,7 @@
         <w:t>ÜBRIGENS: Bei jedem Kurs gibt es ein kleines Znüni oder Zvieri!</w:t>
       </w:r>
     </w:p>
-    <w:p>
-      <w:r>
-        <w:rPr>
-          <w:noProof/>
-        </w:rPr>
-        <w:drawing>
-          <wp:inline distT="0" distB="0" distL="0" distR="0" wp14:anchorId="5505B1A3" wp14:editId="15153666">
-            <wp:extent cx="5646420" cy="1249680"/>
-            <wp:effectExtent l="0" t="0" r="0" b="7620"/>
-            <wp:docPr id="1187471253" name="Grafik 1"/>
-            <wp:cNvGraphicFramePr>
-              <a:graphicFrameLocks xmlns:a="http://schemas.openxmlformats.org/drawingml/2006/main" noChangeAspect="1"/>
-            </wp:cNvGraphicFramePr>
-            <a:graphic xmlns:a="http://schemas.openxmlformats.org/drawingml/2006/main">
-              <a:graphicData uri="http://schemas.openxmlformats.org/drawingml/2006/picture">
-                <pic:pic xmlns:pic="http://schemas.openxmlformats.org/drawingml/2006/picture">
-                  <pic:nvPicPr>
-                    <pic:cNvPr id="0" name="Picture 1"/>
-                    <pic:cNvPicPr>
-                      <a:picLocks noChangeAspect="1" noChangeArrowheads="1"/>
-                    </pic:cNvPicPr>
-                  </pic:nvPicPr>
-                  <pic:blipFill rotWithShape="1">
-                    <a:blip r:embed="rId5">
-                      <a:extLst>
-                        <a:ext uri="{28A0092B-C50C-407E-A947-70E740481C1C}">
-                          <a14:useLocalDpi xmlns:a14="http://schemas.microsoft.com/office/drawing/2010/main" val="0"/>
-                        </a:ext>
-                      </a:extLst>
-                    </a:blip>
-                    <a:srcRect l="1984"/>
-                    <a:stretch>
-                      <a:fillRect/>
-                    </a:stretch>
-                  </pic:blipFill>
-                  <pic:spPr bwMode="auto">
-                    <a:xfrm>
-                      <a:off x="0" y="0"/>
-                      <a:ext cx="5646420" cy="1249680"/>
-                    </a:xfrm>
-                    <a:prstGeom prst="rect">
-                      <a:avLst/>
-                    </a:prstGeom>
-                    <a:noFill/>
-                    <a:ln>
-                      <a:noFill/>
-                    </a:ln>
-                    <a:extLst>
-                      <a:ext uri="{53640926-AAD7-44D8-BBD7-CCE9431645EC}">
-                        <a14:shadowObscured xmlns:a14="http://schemas.microsoft.com/office/drawing/2010/main"/>
-                      </a:ext>
-                    </a:extLst>
-                  </pic:spPr>
-                </pic:pic>
-              </a:graphicData>
-            </a:graphic>
-          </wp:inline>
-        </w:drawing>
-      </w:r>
-    </w:p>
+    <w:p/>
     <w:sectPr>
       <w:pgSz w:w="11906" w:h="16838"/>
       <w:pgMar w:top="1417" w:right="1417" w:bottom="1134" w:left="1417" w:header="708" w:footer="708" w:gutter="0"/>
